--- a/zht/docx/203.content.docx
+++ b/zht/docx/203.content.docx
@@ -384,18 +384,12 @@
           <w:lang w:val="zh_TW" w:bidi="zh_TW"/>
         </w:rPr>
       </w:r>
-      <w:hyperlink r:id="rId13">
-        <w:r>
-          <w:rPr>
-            <w:lang w:val="zh_TW" w:bidi="zh_TW"/>
-          </w:rPr>
-          <w:rPr>
-            <w:color w:val="0000EE"/>
-            <w:u w:val="single"/>
-          </w:rPr>
-          <w:t>歷代志上16:24</w:t>
-        </w:r>
-      </w:hyperlink>
+      <w:r>
+        <w:rPr>
+          <w:lang w:val="zh_TW" w:bidi="zh_TW"/>
+        </w:rPr>
+        <w:t>歷代志上16:24</w:t>
+      </w:r>
     </w:p>
     <w:p>
       <w:pPr>
@@ -408,18 +402,12 @@
           <w:lang w:val="zh_TW" w:bidi="zh_TW"/>
         </w:rPr>
       </w:r>
-      <w:hyperlink r:id="rId14">
-        <w:r>
-          <w:rPr>
-            <w:lang w:val="zh_TW" w:bidi="zh_TW"/>
-          </w:rPr>
-          <w:rPr>
-            <w:color w:val="0000EE"/>
-            <w:u w:val="single"/>
-          </w:rPr>
-          <w:t>哥林多前書15:31–32</w:t>
-        </w:r>
-      </w:hyperlink>
+      <w:r>
+        <w:rPr>
+          <w:lang w:val="zh_TW" w:bidi="zh_TW"/>
+        </w:rPr>
+        <w:t>哥林多前書15:31–32</w:t>
+      </w:r>
     </w:p>
     <w:p>
       <w:pPr>
@@ -432,18 +420,12 @@
           <w:lang w:val="zh_TW" w:bidi="zh_TW"/>
         </w:rPr>
       </w:r>
-      <w:hyperlink r:id="rId15">
-        <w:r>
-          <w:rPr>
-            <w:lang w:val="zh_TW" w:bidi="zh_TW"/>
-          </w:rPr>
-          <w:rPr>
-            <w:color w:val="0000EE"/>
-            <w:u w:val="single"/>
-          </w:rPr>
-          <w:t>撒母耳記上24:17–18</w:t>
-        </w:r>
-      </w:hyperlink>
+      <w:r>
+        <w:rPr>
+          <w:lang w:val="zh_TW" w:bidi="zh_TW"/>
+        </w:rPr>
+        <w:t>撒母耳記上24:17–18</w:t>
+      </w:r>
     </w:p>
     <w:p>
       <w:pPr>
@@ -456,18 +438,12 @@
           <w:lang w:val="zh_TW" w:bidi="zh_TW"/>
         </w:rPr>
       </w:r>
-      <w:hyperlink r:id="rId16">
-        <w:r>
-          <w:rPr>
-            <w:lang w:val="zh_TW" w:bidi="zh_TW"/>
-          </w:rPr>
-          <w:rPr>
-            <w:color w:val="0000EE"/>
-            <w:u w:val="single"/>
-          </w:rPr>
-          <w:t>阿摩司書2:16</w:t>
-        </w:r>
-      </w:hyperlink>
+      <w:r>
+        <w:rPr>
+          <w:lang w:val="zh_TW" w:bidi="zh_TW"/>
+        </w:rPr>
+        <w:t>阿摩司書2:16</w:t>
+      </w:r>
     </w:p>
     <w:p>
       <w:pPr>
@@ -480,18 +456,12 @@
           <w:lang w:val="zh_TW" w:bidi="zh_TW"/>
         </w:rPr>
       </w:r>
-      <w:hyperlink r:id="rId17">
-        <w:r>
-          <w:rPr>
-            <w:lang w:val="zh_TW" w:bidi="zh_TW"/>
-          </w:rPr>
-          <w:rPr>
-            <w:color w:val="0000EE"/>
-            <w:u w:val="single"/>
-          </w:rPr>
-          <w:t>以西結書5:11–12</w:t>
-        </w:r>
-      </w:hyperlink>
+      <w:r>
+        <w:rPr>
+          <w:lang w:val="zh_TW" w:bidi="zh_TW"/>
+        </w:rPr>
+        <w:t>以西結書5:11–12</w:t>
+      </w:r>
     </w:p>
     <w:p>
       <w:pPr>
@@ -504,18 +474,12 @@
           <w:lang w:val="zh_TW" w:bidi="zh_TW"/>
         </w:rPr>
       </w:r>
-      <w:hyperlink r:id="rId18">
-        <w:r>
-          <w:rPr>
-            <w:lang w:val="zh_TW" w:bidi="zh_TW"/>
-          </w:rPr>
-          <w:rPr>
-            <w:color w:val="0000EE"/>
-            <w:u w:val="single"/>
-          </w:rPr>
-          <w:t>馬太福音7:21–23</w:t>
-        </w:r>
-      </w:hyperlink>
+      <w:r>
+        <w:rPr>
+          <w:lang w:val="zh_TW" w:bidi="zh_TW"/>
+        </w:rPr>
+        <w:t>馬太福音7:21–23</w:t>
+      </w:r>
     </w:p>
     <w:p>
       <w:pPr>
@@ -699,18 +663,12 @@
           <w:lang w:val="zh_TW" w:bidi="zh_TW"/>
         </w:rPr>
       </w:r>
-      <w:hyperlink r:id="rId19">
-        <w:r>
-          <w:rPr>
-            <w:lang w:val="zh_TW" w:bidi="zh_TW"/>
-          </w:rPr>
-          <w:rPr>
-            <w:color w:val="0000EE"/>
-            <w:u w:val="single"/>
-          </w:rPr>
-          <w:t>撒母耳記下17:23</w:t>
-        </w:r>
-      </w:hyperlink>
+      <w:r>
+        <w:rPr>
+          <w:lang w:val="zh_TW" w:bidi="zh_TW"/>
+        </w:rPr>
+        <w:t>撒母耳記下17:23</w:t>
+      </w:r>
     </w:p>
     <w:p>
       <w:pPr>
@@ -723,18 +681,12 @@
           <w:lang w:val="zh_TW" w:bidi="zh_TW"/>
         </w:rPr>
       </w:r>
-      <w:hyperlink r:id="rId20">
-        <w:r>
-          <w:rPr>
-            <w:lang w:val="zh_TW" w:bidi="zh_TW"/>
-          </w:rPr>
-          <w:rPr>
-            <w:color w:val="0000EE"/>
-            <w:u w:val="single"/>
-          </w:rPr>
-          <w:t>使徒行傳10:39</w:t>
-        </w:r>
-      </w:hyperlink>
+      <w:r>
+        <w:rPr>
+          <w:lang w:val="zh_TW" w:bidi="zh_TW"/>
+        </w:rPr>
+        <w:t>使徒行傳10:39</w:t>
+      </w:r>
     </w:p>
     <w:p>
       <w:pPr>
@@ -747,18 +699,12 @@
           <w:lang w:val="zh_TW" w:bidi="zh_TW"/>
         </w:rPr>
       </w:r>
-      <w:hyperlink r:id="rId21">
-        <w:r>
-          <w:rPr>
-            <w:lang w:val="zh_TW" w:bidi="zh_TW"/>
-          </w:rPr>
-          <w:rPr>
-            <w:color w:val="0000EE"/>
-            <w:u w:val="single"/>
-          </w:rPr>
-          <w:t>加拉太書3:13</w:t>
-        </w:r>
-      </w:hyperlink>
+      <w:r>
+        <w:rPr>
+          <w:lang w:val="zh_TW" w:bidi="zh_TW"/>
+        </w:rPr>
+        <w:t>加拉太書3:13</w:t>
+      </w:r>
     </w:p>
     <w:p>
       <w:pPr>
@@ -771,18 +717,12 @@
           <w:lang w:val="zh_TW" w:bidi="zh_TW"/>
         </w:rPr>
       </w:r>
-      <w:hyperlink r:id="rId22">
-        <w:r>
-          <w:rPr>
-            <w:lang w:val="zh_TW" w:bidi="zh_TW"/>
-          </w:rPr>
-          <w:rPr>
-            <w:color w:val="0000EE"/>
-            <w:u w:val="single"/>
-          </w:rPr>
-          <w:t>創世記40:22</w:t>
-        </w:r>
-      </w:hyperlink>
+      <w:r>
+        <w:rPr>
+          <w:lang w:val="zh_TW" w:bidi="zh_TW"/>
+        </w:rPr>
+        <w:t>創世記40:22</w:t>
+      </w:r>
     </w:p>
     <w:p>
       <w:pPr>
@@ -795,18 +735,12 @@
           <w:lang w:val="zh_TW" w:bidi="zh_TW"/>
         </w:rPr>
       </w:r>
-      <w:hyperlink r:id="rId23">
-        <w:r>
-          <w:rPr>
-            <w:lang w:val="zh_TW" w:bidi="zh_TW"/>
-          </w:rPr>
-          <w:rPr>
-            <w:color w:val="0000EE"/>
-            <w:u w:val="single"/>
-          </w:rPr>
-          <w:t>馬太福音27:3–5</w:t>
-        </w:r>
-      </w:hyperlink>
+      <w:r>
+        <w:rPr>
+          <w:lang w:val="zh_TW" w:bidi="zh_TW"/>
+        </w:rPr>
+        <w:t>馬太福音27:3–5</w:t>
+      </w:r>
     </w:p>
     <w:p>
       <w:pPr>
@@ -1147,18 +1081,12 @@
           <w:lang w:val="zh_TW" w:bidi="zh_TW"/>
         </w:rPr>
       </w:r>
-      <w:hyperlink r:id="rId24">
-        <w:r>
-          <w:rPr>
-            <w:lang w:val="zh_TW" w:bidi="zh_TW"/>
-          </w:rPr>
-          <w:rPr>
-            <w:color w:val="0000EE"/>
-            <w:u w:val="single"/>
-          </w:rPr>
-          <w:t>約翰貳書1:1</w:t>
-        </w:r>
-      </w:hyperlink>
+      <w:r>
+        <w:rPr>
+          <w:lang w:val="zh_TW" w:bidi="zh_TW"/>
+        </w:rPr>
+        <w:t>約翰貳書1:1</w:t>
+      </w:r>
     </w:p>
     <w:p>
       <w:pPr>
@@ -1171,18 +1099,12 @@
           <w:lang w:val="zh_TW" w:bidi="zh_TW"/>
         </w:rPr>
       </w:r>
-      <w:hyperlink r:id="rId25">
-        <w:r>
-          <w:rPr>
-            <w:lang w:val="zh_TW" w:bidi="zh_TW"/>
-          </w:rPr>
-          <w:rPr>
-            <w:color w:val="0000EE"/>
-            <w:u w:val="single"/>
-          </w:rPr>
-          <w:t>歌羅西書3:12</w:t>
-        </w:r>
-      </w:hyperlink>
+      <w:r>
+        <w:rPr>
+          <w:lang w:val="zh_TW" w:bidi="zh_TW"/>
+        </w:rPr>
+        <w:t>歌羅西書3:12</w:t>
+      </w:r>
     </w:p>
     <w:p>
       <w:pPr>
@@ -1195,18 +1117,12 @@
           <w:lang w:val="zh_TW" w:bidi="zh_TW"/>
         </w:rPr>
       </w:r>
-      <w:hyperlink r:id="rId26">
-        <w:r>
-          <w:rPr>
-            <w:lang w:val="zh_TW" w:bidi="zh_TW"/>
-          </w:rPr>
-          <w:rPr>
-            <w:color w:val="0000EE"/>
-            <w:u w:val="single"/>
-          </w:rPr>
-          <w:t>以弗所書1:3–4</w:t>
-        </w:r>
-      </w:hyperlink>
+      <w:r>
+        <w:rPr>
+          <w:lang w:val="zh_TW" w:bidi="zh_TW"/>
+        </w:rPr>
+        <w:t>以弗所書1:3–4</w:t>
+      </w:r>
     </w:p>
     <w:p>
       <w:pPr>
@@ -1219,18 +1135,12 @@
           <w:lang w:val="zh_TW" w:bidi="zh_TW"/>
         </w:rPr>
       </w:r>
-      <w:hyperlink r:id="rId27">
-        <w:r>
-          <w:rPr>
-            <w:lang w:val="zh_TW" w:bidi="zh_TW"/>
-          </w:rPr>
-          <w:rPr>
-            <w:color w:val="0000EE"/>
-            <w:u w:val="single"/>
-          </w:rPr>
-          <w:t>以賽亞書65:22–23</w:t>
-        </w:r>
-      </w:hyperlink>
+      <w:r>
+        <w:rPr>
+          <w:lang w:val="zh_TW" w:bidi="zh_TW"/>
+        </w:rPr>
+        <w:t>以賽亞書65:22–23</w:t>
+      </w:r>
     </w:p>
     <w:p>
       <w:pPr>
@@ -1243,18 +1153,12 @@
           <w:lang w:val="zh_TW" w:bidi="zh_TW"/>
         </w:rPr>
       </w:r>
-      <w:hyperlink r:id="rId28">
-        <w:r>
-          <w:rPr>
-            <w:lang w:val="zh_TW" w:bidi="zh_TW"/>
-          </w:rPr>
-          <w:rPr>
-            <w:color w:val="0000EE"/>
-            <w:u w:val="single"/>
-          </w:rPr>
-          <w:t>路加福音18:7</w:t>
-        </w:r>
-      </w:hyperlink>
+      <w:r>
+        <w:rPr>
+          <w:lang w:val="zh_TW" w:bidi="zh_TW"/>
+        </w:rPr>
+        <w:t>路加福音18:7</w:t>
+      </w:r>
     </w:p>
     <w:p>
       <w:pPr>
@@ -1267,18 +1171,12 @@
           <w:lang w:val="zh_TW" w:bidi="zh_TW"/>
         </w:rPr>
       </w:r>
-      <w:hyperlink r:id="rId29">
-        <w:r>
-          <w:rPr>
-            <w:lang w:val="zh_TW" w:bidi="zh_TW"/>
-          </w:rPr>
-          <w:rPr>
-            <w:color w:val="0000EE"/>
-            <w:u w:val="single"/>
-          </w:rPr>
-          <w:t>馬太福音24:19–22</w:t>
-        </w:r>
-      </w:hyperlink>
+      <w:r>
+        <w:rPr>
+          <w:lang w:val="zh_TW" w:bidi="zh_TW"/>
+        </w:rPr>
+        <w:t>馬太福音24:19–22</w:t>
+      </w:r>
     </w:p>
     <w:p>
       <w:pPr>
@@ -1291,18 +1189,12 @@
           <w:lang w:val="zh_TW" w:bidi="zh_TW"/>
         </w:rPr>
       </w:r>
-      <w:hyperlink r:id="rId30">
-        <w:r>
-          <w:rPr>
-            <w:lang w:val="zh_TW" w:bidi="zh_TW"/>
-          </w:rPr>
-          <w:rPr>
-            <w:color w:val="0000EE"/>
-            <w:u w:val="single"/>
-          </w:rPr>
-          <w:t>羅馬書8:33</w:t>
-        </w:r>
-      </w:hyperlink>
+      <w:r>
+        <w:rPr>
+          <w:lang w:val="zh_TW" w:bidi="zh_TW"/>
+        </w:rPr>
+        <w:t>羅馬書8:33</w:t>
+      </w:r>
     </w:p>
     <w:p>
       <w:pPr>
